--- a/rapports/2026-06-06/EQ23/EQ23_enq2_v2/DR_malforme_1_22201E_11/07-14-10-73.docx
+++ b/rapports/2026-06-06/EQ23/EQ23_enq2_v2/DR_malforme_1_22201E_11/07-14-10-73.docx
@@ -297,7 +297,7 @@
           <w:color w:val="1F6FEB"/>
           <w:sz w:val="22"/>
         </w:rPr>
-        <w:t>⚠ INCOHÉRENCES À CORRIGER (90)</w:t>
+        <w:t>⚠ INCOHÉRENCES À CORRIGER (87)</w:t>
       </w:r>
     </w:p>
     <w:tbl>
@@ -1115,7 +1115,7 @@
                 <w:i w:val="0"/>
                 <w:sz w:val="17"/>
               </w:rPr>
-              <w:t>Incohérence!!! seulement les écoles privées paient les frais de scolarité (y compris les frais d'inscription).</w:t>
+              <w:t>Incohérent!! Le niveau d'instruction déclaré par l'un des enfants () au niveau de la section 1 de Fatou Ngom diffère de celui donné par Fatou Ngom lui-même qui affirme ne pas avoir frequenté l'école formelle.</w:t>
             </w:r>
           </w:p>
         </w:tc>
@@ -1205,7 +1205,7 @@
                 <w:i w:val="0"/>
                 <w:sz w:val="17"/>
               </w:rPr>
-              <w:t>Incohérent!! Le niveau d'instruction déclaré par l'un des enfants () au niveau de la section 1 de Fatou Ngom diffère de celui donné par Fatou Ngom lui-même qui affirme ne pas avoir frequenté l'école formelle.</w:t>
+              <w:t>Incohérent!! Le niveau d'instruction déclaré par l'un des enfants () au niveau de la section 1 de Ndew Sene diffère de celui donné par Ndew Sene lui-même qui affirme ne pas avoir frequenté l'école formelle.</w:t>
             </w:r>
           </w:p>
         </w:tc>
@@ -1295,7 +1295,7 @@
                 <w:i w:val="0"/>
                 <w:sz w:val="17"/>
               </w:rPr>
-              <w:t>Incohérent!! Le niveau d'instruction déclaré par l'un des enfants () au niveau de la section 1 de Ndew Sene diffère de celui donné par Ndew Sene lui-même qui affirme ne pas avoir frequenté l'école formelle.</w:t>
+              <w:t>Incohérent!! Le niveau d'instruction déclaré par l'un des enfants () au niveau de la section 1 de ibrahima Ngom diffère de celui donné par ibrahima Ngom lui-même qui affirme ne pas avoir frequenté l'école formelle.</w:t>
             </w:r>
           </w:p>
         </w:tc>
@@ -1328,7 +1328,7 @@
                 <w:i w:val="0"/>
                 <w:sz w:val="16"/>
               </w:rPr>
-              <w:t>S02</w:t>
+              <w:t>S04</w:t>
               <w:br/>
             </w:r>
             <w:r>
@@ -1338,7 +1338,7 @@
                 <w:color w:val="64748B"/>
                 <w:sz w:val="14"/>
               </w:rPr>
-              <w:t>Éducation</w:t>
+              <w:t>Emploi</w:t>
             </w:r>
           </w:p>
         </w:tc>
@@ -1354,7 +1354,7 @@
                 <w:color w:val="16A34A"/>
                 <w:sz w:val="16"/>
               </w:rPr>
-              <w:t>—</w:t>
+              <w:t>s04q46</w:t>
             </w:r>
           </w:p>
         </w:tc>
@@ -1385,7 +1385,7 @@
                 <w:i w:val="0"/>
                 <w:sz w:val="17"/>
               </w:rPr>
-              <w:t>Incohérent!! Le niveau d'instruction déclaré par l'un des enfants () au niveau de la section 1 de ibrahima Ngom diffère de celui donné par ibrahima Ngom lui-même qui affirme ne pas avoir frequenté l'école formelle.</w:t>
+              <w:t>Incohérence! Elhadji Ngom  evolue dans l'agriculture mais est  considéré comme salarié ou stagiaire/apprenti non renuméré, prière de revoir la question s04q46 et corriger.</w:t>
             </w:r>
           </w:p>
         </w:tc>
@@ -1400,10 +1400,10 @@
               <w:rPr>
                 <w:b/>
                 <w:i w:val="0"/>
-                <w:color w:val="DC2626"/>
-                <w:sz w:val="16"/>
-              </w:rPr>
-              <w:t>Haute</w:t>
+                <w:color w:val="EA580C"/>
+                <w:sz w:val="16"/>
+              </w:rPr>
+              <w:t>Moyenne</w:t>
             </w:r>
           </w:p>
         </w:tc>
@@ -1418,7 +1418,7 @@
                 <w:i w:val="0"/>
                 <w:sz w:val="16"/>
               </w:rPr>
-              <w:t>S04</w:t>
+              <w:t>S00</w:t>
               <w:br/>
             </w:r>
             <w:r>
@@ -1428,7 +1428,7 @@
                 <w:color w:val="64748B"/>
                 <w:sz w:val="14"/>
               </w:rPr>
-              <w:t>Emploi</w:t>
+              <w:t>Identification</w:t>
             </w:r>
           </w:p>
         </w:tc>
@@ -1444,7 +1444,7 @@
                 <w:color w:val="16A34A"/>
                 <w:sz w:val="16"/>
               </w:rPr>
-              <w:t>s04q46</w:t>
+              <w:t>s00q07a, s00q08, s00q10, s00q13_0, s00q15_0, s00q17_0, s00q23a, s00q23b</w:t>
             </w:r>
           </w:p>
         </w:tc>
@@ -1475,7 +1475,7 @@
                 <w:i w:val="0"/>
                 <w:sz w:val="17"/>
               </w:rPr>
-              <w:t>Incohérence! Elhadji Ngom  evolue dans l'agriculture mais est  considéré comme salarié ou stagiaire/apprenti non renuméré, prière de revoir la question s04q46 et corriger.</w:t>
+              <w:t>Le questionnaire est completé mais il reste certainnes infomations du ménage à faire dans la section 0, prière de renseigner ces informations.</w:t>
             </w:r>
           </w:p>
         </w:tc>
@@ -1565,7 +1565,7 @@
                 <w:i w:val="0"/>
                 <w:sz w:val="17"/>
               </w:rPr>
-              <w:t>Le questionnaire est completé mais il reste certainnes infomations du ménage à faire dans la section 0, prière de renseigner ces informations.</w:t>
+              <w:t>Prière de renseigner toutes les informations du ménage dans la section 0 avant d'entamer les autres informations.</w:t>
             </w:r>
           </w:p>
         </w:tc>
@@ -1624,7 +1624,7 @@
                 <w:color w:val="16A34A"/>
                 <w:sz w:val="16"/>
               </w:rPr>
-              <w:t>s00q07a, s00q08, s00q10, s00q13_0, s00q15_0, s00q17_0, s00q23a, s00q23b</w:t>
+              <w:t>s00q27</w:t>
             </w:r>
           </w:p>
         </w:tc>
@@ -1655,7 +1655,7 @@
                 <w:i w:val="0"/>
                 <w:sz w:val="17"/>
               </w:rPr>
-              <w:t>Prière de renseigner toutes les informations du ménage dans la section 0 avant d'entamer les autres informations.</w:t>
+              <w:t>Le questionnaire semble ne pas être complètement fini mais le questionnaire est en statut complet, prière de compléter le questionnaire.</w:t>
             </w:r>
           </w:p>
         </w:tc>
@@ -1714,7 +1714,7 @@
                 <w:color w:val="16A34A"/>
                 <w:sz w:val="16"/>
               </w:rPr>
-              <w:t>s00q27</w:t>
+              <w:t>—</w:t>
             </w:r>
           </w:p>
         </w:tc>
@@ -1745,7 +1745,7 @@
                 <w:i w:val="0"/>
                 <w:sz w:val="17"/>
               </w:rPr>
-              <w:t>Le questionnaire semble ne pas être complètement fini mais le questionnaire est en statut complet, prière de compléter le questionnaire.</w:t>
+              <w:t>L'adresse ou la localisation du ménage doit être bien renseignée, ne doit pas contenir des numéros de téléphone et elle semble courte pour être une adresse.</w:t>
             </w:r>
           </w:p>
         </w:tc>
@@ -1835,7 +1835,7 @@
                 <w:i w:val="0"/>
                 <w:sz w:val="17"/>
               </w:rPr>
-              <w:t>L'adresse ou la localisation du ménage doit être bien renseignée, ne doit pas contenir des numéros de téléphone et elle semble courte pour être une adresse.</w:t>
+              <w:t>Prière de renseigner la bonne adresse.Attention! Il manque des informations non renseignées dans la section 0, prière de regarder toutes les autres informations dans l'identification du ménage (IDENTIFICATION ET RENSEIGNEMENTS DE CONTROLE) ou dans OBSERVATIONS pour pouvoir renseigné toutes les questions liées au ménage.</w:t>
             </w:r>
           </w:p>
         </w:tc>
@@ -1894,7 +1894,7 @@
                 <w:color w:val="16A34A"/>
                 <w:sz w:val="16"/>
               </w:rPr>
-              <w:t>—</w:t>
+              <w:t>s00q12a, s00q12b</w:t>
             </w:r>
           </w:p>
         </w:tc>
@@ -1925,7 +1925,7 @@
                 <w:i w:val="0"/>
                 <w:sz w:val="17"/>
               </w:rPr>
-              <w:t>Prière de renseigner la bonne adresse.Attention! Il manque des informations non renseignées dans la section 0, prière de regarder toutes les autres informations dans l'identification du ménage (IDENTIFICATION ET RENSEIGNEMENTS DE CONTROLE) ou dans OBSERVATIONS pour pouvoir renseigné toutes les questions liées au ménage.</w:t>
+              <w:t>Attention! Veillez bien renseigner le deuxième numero du chef de ménage(0.12b).</w:t>
             </w:r>
           </w:p>
         </w:tc>
@@ -1958,7 +1958,7 @@
                 <w:i w:val="0"/>
                 <w:sz w:val="16"/>
               </w:rPr>
-              <w:t>S00</w:t>
+              <w:t>S01</w:t>
               <w:br/>
             </w:r>
             <w:r>
@@ -1968,7 +1968,7 @@
                 <w:color w:val="64748B"/>
                 <w:sz w:val="14"/>
               </w:rPr>
-              <w:t>Identification</w:t>
+              <w:t>Démographie</w:t>
             </w:r>
           </w:p>
         </w:tc>
@@ -1984,7 +1984,7 @@
                 <w:color w:val="16A34A"/>
                 <w:sz w:val="16"/>
               </w:rPr>
-              <w:t>s00q12a, s00q12b</w:t>
+              <w:t>—</w:t>
             </w:r>
           </w:p>
         </w:tc>
@@ -2015,7 +2015,7 @@
                 <w:i w:val="0"/>
                 <w:sz w:val="17"/>
               </w:rPr>
-              <w:t>Attention! Veillez bien renseigner le deuxième numero du chef de ménage(0.12b).</w:t>
+              <w:t>Attention ! Le montant (5000 Fcfa) dépensé ou reçu en cadeau pour les cartes prépayées, les transferts de crédit et les abonnements de  ibrahima Ngom est relativement élevé par rapport aux autres montants depansés observés dans cette zone.</w:t>
             </w:r>
           </w:p>
         </w:tc>
@@ -2105,7 +2105,7 @@
                 <w:i w:val="0"/>
                 <w:sz w:val="17"/>
               </w:rPr>
-              <w:t>Attention ! Le montant (5000 Fcfa) dépensé ou reçu en cadeau pour les cartes prépayées, les transferts de crédit et les abonnements de  ibrahima Ngom est relativement élevé par rapport aux autres montants depansés observés dans cette zone.</w:t>
+              <w:t>Prière de corriger ou de confirmer avec le QG.</w:t>
             </w:r>
           </w:p>
         </w:tc>
@@ -2195,7 +2195,7 @@
                 <w:i w:val="0"/>
                 <w:sz w:val="17"/>
               </w:rPr>
-              <w:t>Prière de corriger ou de confirmer avec le QG.</w:t>
+              <w:t>Prière de verifier l'information donnée par Aliou Dieng ou corriger au niveau de la section 1.</w:t>
             </w:r>
           </w:p>
         </w:tc>
@@ -2285,7 +2285,7 @@
                 <w:i w:val="0"/>
                 <w:sz w:val="17"/>
               </w:rPr>
-              <w:t>Prière de verifier l'information donnée par Aliou Dieng ou corriger au niveau de la section 1.</w:t>
+              <w:t>Prière de verifier l'information donnée par Dibor Ngom ou corriger au niveau de la section 1.</w:t>
             </w:r>
           </w:p>
         </w:tc>
@@ -2375,7 +2375,7 @@
                 <w:i w:val="0"/>
                 <w:sz w:val="17"/>
               </w:rPr>
-              <w:t>Prière de verifier l'information donnée par Dibor Ngom ou corriger au niveau de la section 1.</w:t>
+              <w:t>Prière de verifier l'information donnée par Elhadji Ngom ou corriger au niveau de la section 1.</w:t>
             </w:r>
           </w:p>
         </w:tc>
@@ -2465,7 +2465,7 @@
                 <w:i w:val="0"/>
                 <w:sz w:val="17"/>
               </w:rPr>
-              <w:t>Prière de verifier l'information donnée par Elhadji Ngom ou corriger au niveau de la section 1.</w:t>
+              <w:t>Prière de verifier l'information donnée par Fatou Ngom ou corriger au niveau de la section 1.</w:t>
             </w:r>
           </w:p>
         </w:tc>
@@ -2555,7 +2555,7 @@
                 <w:i w:val="0"/>
                 <w:sz w:val="17"/>
               </w:rPr>
-              <w:t>Prière de verifier l'information donnée par Fatou Ngom ou corriger au niveau de la section 1.</w:t>
+              <w:t>Prière de verifier l'information donnée par Mor ngom ou corriger au niveau de la section 1.</w:t>
             </w:r>
           </w:p>
         </w:tc>
@@ -2645,7 +2645,7 @@
                 <w:i w:val="0"/>
                 <w:sz w:val="17"/>
               </w:rPr>
-              <w:t>Prière de verifier l'information donnée par Mor ngom ou corriger au niveau de la section 1.</w:t>
+              <w:t>Prière de verifier l'information donnée par Ousmane Ngom ou corriger au niveau de la section 1.</w:t>
             </w:r>
           </w:p>
         </w:tc>
@@ -2735,277 +2735,7 @@
                 <w:i w:val="0"/>
                 <w:sz w:val="17"/>
               </w:rPr>
-              <w:t>Prière de verifier l'information donnée par Ousmane Ngom ou corriger au niveau de la section 1.</w:t>
-            </w:r>
-          </w:p>
-        </w:tc>
-      </w:tr>
-      <w:tr>
-        <w:tc>
-          <w:tcPr>
-            <w:tcW w:type="dxa" w:w="964"/>
-          </w:tcPr>
-          <w:p>
-            <w:r>
-              <w:rPr>
-                <w:b/>
-                <w:i w:val="0"/>
-                <w:color w:val="EA580C"/>
-                <w:sz w:val="16"/>
-              </w:rPr>
-              <w:t>Moyenne</w:t>
-            </w:r>
-          </w:p>
-        </w:tc>
-        <w:tc>
-          <w:tcPr>
-            <w:tcW w:type="dxa" w:w="1247"/>
-          </w:tcPr>
-          <w:p>
-            <w:r>
-              <w:rPr>
-                <w:b/>
-                <w:i w:val="0"/>
-                <w:sz w:val="16"/>
-              </w:rPr>
-              <w:t>S01</w:t>
-              <w:br/>
-            </w:r>
-            <w:r>
-              <w:rPr>
-                <w:b w:val="0"/>
-                <w:i w:val="0"/>
-                <w:color w:val="64748B"/>
-                <w:sz w:val="14"/>
-              </w:rPr>
-              <w:t>Démographie</w:t>
-            </w:r>
-          </w:p>
-        </w:tc>
-        <w:tc>
-          <w:tcPr>
-            <w:tcW w:type="dxa" w:w="1531"/>
-          </w:tcPr>
-          <w:p>
-            <w:r>
-              <w:rPr>
-                <w:b/>
-                <w:i w:val="0"/>
-                <w:color w:val="16A34A"/>
-                <w:sz w:val="16"/>
-              </w:rPr>
-              <w:t>—</w:t>
-            </w:r>
-          </w:p>
-        </w:tc>
-        <w:tc>
-          <w:tcPr>
-            <w:tcW w:type="dxa" w:w="1191"/>
-          </w:tcPr>
-          <w:p>
-            <w:r>
-              <w:rPr>
-                <w:b w:val="0"/>
-                <w:i w:val="0"/>
-                <w:color w:val="64748B"/>
-                <w:sz w:val="16"/>
-              </w:rPr>
-              <w:t>GT-CQ</w:t>
-            </w:r>
-          </w:p>
-        </w:tc>
-        <w:tc>
-          <w:tcPr>
-            <w:tcW w:type="dxa" w:w="4706"/>
-          </w:tcPr>
-          <w:p>
-            <w:r>
-              <w:rPr>
-                <w:b w:val="0"/>
-                <w:i w:val="0"/>
-                <w:sz w:val="17"/>
-              </w:rPr>
               <w:t>Prière de verifier l'information donnée par papa ngom ou corriger au niveau de la section 1.</w:t>
-            </w:r>
-          </w:p>
-        </w:tc>
-      </w:tr>
-      <w:tr>
-        <w:tc>
-          <w:tcPr>
-            <w:tcW w:type="dxa" w:w="964"/>
-          </w:tcPr>
-          <w:p>
-            <w:r>
-              <w:rPr>
-                <w:b/>
-                <w:i w:val="0"/>
-                <w:color w:val="EA580C"/>
-                <w:sz w:val="16"/>
-              </w:rPr>
-              <w:t>Moyenne</w:t>
-            </w:r>
-          </w:p>
-        </w:tc>
-        <w:tc>
-          <w:tcPr>
-            <w:tcW w:type="dxa" w:w="1247"/>
-          </w:tcPr>
-          <w:p>
-            <w:r>
-              <w:rPr>
-                <w:b/>
-                <w:i w:val="0"/>
-                <w:sz w:val="16"/>
-              </w:rPr>
-              <w:t>S02</w:t>
-              <w:br/>
-            </w:r>
-            <w:r>
-              <w:rPr>
-                <w:b w:val="0"/>
-                <w:i w:val="0"/>
-                <w:color w:val="64748B"/>
-                <w:sz w:val="14"/>
-              </w:rPr>
-              <w:t>Éducation</w:t>
-            </w:r>
-          </w:p>
-        </w:tc>
-        <w:tc>
-          <w:tcPr>
-            <w:tcW w:type="dxa" w:w="1531"/>
-          </w:tcPr>
-          <w:p>
-            <w:r>
-              <w:rPr>
-                <w:b/>
-                <w:i w:val="0"/>
-                <w:color w:val="16A34A"/>
-                <w:sz w:val="16"/>
-              </w:rPr>
-              <w:t>—</w:t>
-            </w:r>
-          </w:p>
-        </w:tc>
-        <w:tc>
-          <w:tcPr>
-            <w:tcW w:type="dxa" w:w="1191"/>
-          </w:tcPr>
-          <w:p>
-            <w:r>
-              <w:rPr>
-                <w:b w:val="0"/>
-                <w:i w:val="0"/>
-                <w:color w:val="64748B"/>
-                <w:sz w:val="16"/>
-              </w:rPr>
-              <w:t>GT-CQ</w:t>
-            </w:r>
-          </w:p>
-        </w:tc>
-        <w:tc>
-          <w:tcPr>
-            <w:tcW w:type="dxa" w:w="4706"/>
-          </w:tcPr>
-          <w:p>
-            <w:r>
-              <w:rPr>
-                <w:b w:val="0"/>
-                <w:i w:val="0"/>
-                <w:sz w:val="17"/>
-              </w:rPr>
-              <w:t>veuillez, s'il vous plait, confirmer les frais de scolarité ( 1000 FCFA) payée de Mor ngom avec le QG ou apporter les corrections nécessaires.</w:t>
-            </w:r>
-          </w:p>
-        </w:tc>
-      </w:tr>
-      <w:tr>
-        <w:tc>
-          <w:tcPr>
-            <w:tcW w:type="dxa" w:w="964"/>
-          </w:tcPr>
-          <w:p>
-            <w:r>
-              <w:rPr>
-                <w:b/>
-                <w:i w:val="0"/>
-                <w:color w:val="EA580C"/>
-                <w:sz w:val="16"/>
-              </w:rPr>
-              <w:t>Moyenne</w:t>
-            </w:r>
-          </w:p>
-        </w:tc>
-        <w:tc>
-          <w:tcPr>
-            <w:tcW w:type="dxa" w:w="1247"/>
-          </w:tcPr>
-          <w:p>
-            <w:r>
-              <w:rPr>
-                <w:b/>
-                <w:i w:val="0"/>
-                <w:sz w:val="16"/>
-              </w:rPr>
-              <w:t>S02</w:t>
-              <w:br/>
-            </w:r>
-            <w:r>
-              <w:rPr>
-                <w:b w:val="0"/>
-                <w:i w:val="0"/>
-                <w:color w:val="64748B"/>
-                <w:sz w:val="14"/>
-              </w:rPr>
-              <w:t>Éducation</w:t>
-            </w:r>
-          </w:p>
-        </w:tc>
-        <w:tc>
-          <w:tcPr>
-            <w:tcW w:type="dxa" w:w="1531"/>
-          </w:tcPr>
-          <w:p>
-            <w:r>
-              <w:rPr>
-                <w:b/>
-                <w:i w:val="0"/>
-                <w:color w:val="16A34A"/>
-                <w:sz w:val="16"/>
-              </w:rPr>
-              <w:t>—</w:t>
-            </w:r>
-          </w:p>
-        </w:tc>
-        <w:tc>
-          <w:tcPr>
-            <w:tcW w:type="dxa" w:w="1191"/>
-          </w:tcPr>
-          <w:p>
-            <w:r>
-              <w:rPr>
-                <w:b w:val="0"/>
-                <w:i w:val="0"/>
-                <w:color w:val="64748B"/>
-                <w:sz w:val="16"/>
-              </w:rPr>
-              <w:t>GT-CQ</w:t>
-            </w:r>
-          </w:p>
-        </w:tc>
-        <w:tc>
-          <w:tcPr>
-            <w:tcW w:type="dxa" w:w="4706"/>
-          </w:tcPr>
-          <w:p>
-            <w:r>
-              <w:rPr>
-                <w:b w:val="0"/>
-                <w:i w:val="0"/>
-                <w:sz w:val="17"/>
-              </w:rPr>
-              <w:t>veuillez, s'il vous plait, confirmer les frais de scolarité ( 1000 FCFA) payée de Dibor Ngom avec le QG ou apporter les corrections nécessaires.</w:t>
             </w:r>
           </w:p>
         </w:tc>
